--- a/baitap/009.docx
+++ b/baitap/009.docx
@@ -35,7 +35,7 @@
     <w:p>
       <w:r>
         <w:pict w14:anchorId="2928B54B">
-          <v:rect id="_x0000_i1025" style="width:0;height:1.5pt" o:hralign="center" o:hrstd="t" o:hr="t" fillcolor="#a0a0a0" stroked="f"/>
+          <v:rect id="_x0000_i1230" style="width:0;height:1.5pt" o:hralign="center" o:hrstd="t" o:hr="t" fillcolor="#a0a0a0" stroked="f"/>
         </w:pict>
       </w:r>
     </w:p>
@@ -77,13 +77,7 @@
         </w:numPr>
       </w:pPr>
       <w:r>
-        <w:t>big ____</w:t>
-      </w:r>
-      <w:r>
-        <w:t>adj</w:t>
-      </w:r>
-      <w:r>
-        <w:t>______</w:t>
+        <w:t>big __________</w:t>
       </w:r>
     </w:p>
     <w:p>
@@ -94,13 +88,7 @@
         </w:numPr>
       </w:pPr>
       <w:r>
-        <w:t>quickly ___</w:t>
-      </w:r>
-      <w:r>
-        <w:t>adv</w:t>
-      </w:r>
-      <w:r>
-        <w:t>_______</w:t>
+        <w:t>quickly __________</w:t>
       </w:r>
     </w:p>
     <w:p>
@@ -111,13 +99,7 @@
         </w:numPr>
       </w:pPr>
       <w:r>
-        <w:t>happy ____</w:t>
-      </w:r>
-      <w:r>
-        <w:t>adj</w:t>
-      </w:r>
-      <w:r>
-        <w:t>______</w:t>
+        <w:t>happy __________</w:t>
       </w:r>
     </w:p>
     <w:p>
@@ -128,13 +110,7 @@
         </w:numPr>
       </w:pPr>
       <w:r>
-        <w:t>carefully ___</w:t>
-      </w:r>
-      <w:r>
-        <w:t>adv</w:t>
-      </w:r>
-      <w:r>
-        <w:t>_______</w:t>
+        <w:t>carefully __________</w:t>
       </w:r>
     </w:p>
     <w:p>
@@ -145,13 +121,7 @@
         </w:numPr>
       </w:pPr>
       <w:r>
-        <w:t>beautiful __</w:t>
-      </w:r>
-      <w:r>
-        <w:t>adj</w:t>
-      </w:r>
-      <w:r>
-        <w:t>________</w:t>
+        <w:t>beautiful __________</w:t>
       </w:r>
     </w:p>
     <w:p>
@@ -162,13 +132,7 @@
         </w:numPr>
       </w:pPr>
       <w:r>
-        <w:t>slowly _____</w:t>
-      </w:r>
-      <w:r>
-        <w:t>adv</w:t>
-      </w:r>
-      <w:r>
-        <w:t>_____</w:t>
+        <w:t>slowly __________</w:t>
       </w:r>
     </w:p>
     <w:p>
@@ -179,13 +143,7 @@
         </w:numPr>
       </w:pPr>
       <w:r>
-        <w:t>well ____</w:t>
-      </w:r>
-      <w:r>
-        <w:t>adv</w:t>
-      </w:r>
-      <w:r>
-        <w:t>______</w:t>
+        <w:t>well __________</w:t>
       </w:r>
     </w:p>
     <w:p>
@@ -196,13 +154,7 @@
         </w:numPr>
       </w:pPr>
       <w:r>
-        <w:t>tired ___</w:t>
-      </w:r>
-      <w:r>
-        <w:t>adj</w:t>
-      </w:r>
-      <w:r>
-        <w:t>_______</w:t>
+        <w:t>tired __________</w:t>
       </w:r>
     </w:p>
     <w:p>
@@ -213,13 +165,7 @@
         </w:numPr>
       </w:pPr>
       <w:r>
-        <w:t>fast ___</w:t>
-      </w:r>
-      <w:r>
-        <w:t>adj</w:t>
-      </w:r>
-      <w:r>
-        <w:t>_______</w:t>
+        <w:t>fast __________</w:t>
       </w:r>
     </w:p>
     <w:p>
@@ -230,13 +176,7 @@
         </w:numPr>
       </w:pPr>
       <w:r>
-        <w:t>kind ____</w:t>
-      </w:r>
-      <w:r>
-        <w:t>adj</w:t>
-      </w:r>
-      <w:r>
-        <w:t>______</w:t>
+        <w:t>kind __________</w:t>
       </w:r>
     </w:p>
     <w:p>
@@ -247,13 +187,7 @@
         </w:numPr>
       </w:pPr>
       <w:r>
-        <w:t>badly ______</w:t>
-      </w:r>
-      <w:r>
-        <w:t>adv</w:t>
-      </w:r>
-      <w:r>
-        <w:t>____</w:t>
+        <w:t>badly __________</w:t>
       </w:r>
     </w:p>
     <w:p>
@@ -264,13 +198,7 @@
         </w:numPr>
       </w:pPr>
       <w:r>
-        <w:t>small ____</w:t>
-      </w:r>
-      <w:r>
-        <w:t>adj</w:t>
-      </w:r>
-      <w:r>
-        <w:t>______</w:t>
+        <w:t>small __________</w:t>
       </w:r>
     </w:p>
     <w:p>
@@ -281,13 +209,7 @@
         </w:numPr>
       </w:pPr>
       <w:r>
-        <w:t>hard ___</w:t>
-      </w:r>
-      <w:r>
-        <w:t>adv</w:t>
-      </w:r>
-      <w:r>
-        <w:t>_______</w:t>
+        <w:t>hard __________</w:t>
       </w:r>
     </w:p>
     <w:p>
@@ -298,13 +220,7 @@
         </w:numPr>
       </w:pPr>
       <w:r>
-        <w:t>lovely ______</w:t>
-      </w:r>
-      <w:r>
-        <w:t>adv</w:t>
-      </w:r>
-      <w:r>
-        <w:t>____</w:t>
+        <w:t>lovely __________</w:t>
       </w:r>
     </w:p>
     <w:p>
@@ -315,19 +231,13 @@
         </w:numPr>
       </w:pPr>
       <w:r>
-        <w:t>happily ________</w:t>
-      </w:r>
-      <w:r>
-        <w:t>adv</w:t>
-      </w:r>
-      <w:r>
-        <w:t>__</w:t>
+        <w:t>happily __________</w:t>
       </w:r>
     </w:p>
     <w:p>
       <w:r>
         <w:pict w14:anchorId="19BFBB64">
-          <v:rect id="_x0000_i1026" style="width:0;height:1.5pt" o:hralign="center" o:hrstd="t" o:hr="t" fillcolor="#a0a0a0" stroked="f"/>
+          <v:rect id="_x0000_i1231" style="width:0;height:1.5pt" o:hralign="center" o:hrstd="t" o:hr="t" fillcolor="#a0a0a0" stroked="f"/>
         </w:pict>
       </w:r>
     </w:p>
@@ -364,13 +274,7 @@
         </w:numPr>
       </w:pPr>
       <w:r>
-        <w:t>slow → ________</w:t>
-      </w:r>
-      <w:r>
-        <w:t>slowly</w:t>
-      </w:r>
-      <w:r>
-        <w:t>__________</w:t>
+        <w:t>slow → __________________</w:t>
       </w:r>
     </w:p>
     <w:p>
@@ -381,13 +285,7 @@
         </w:numPr>
       </w:pPr>
       <w:r>
-        <w:t>careful → ____________</w:t>
-      </w:r>
-      <w:r>
-        <w:t>carefully</w:t>
-      </w:r>
-      <w:r>
-        <w:t>______</w:t>
+        <w:t>careful → __________________</w:t>
       </w:r>
     </w:p>
     <w:p>
@@ -398,13 +296,7 @@
         </w:numPr>
       </w:pPr>
       <w:r>
-        <w:t>happy → _____________</w:t>
-      </w:r>
-      <w:r>
-        <w:t>happily</w:t>
-      </w:r>
-      <w:r>
-        <w:t>_____</w:t>
+        <w:t>happy → __________________</w:t>
       </w:r>
     </w:p>
     <w:p>
@@ -416,13 +308,7 @@
       </w:pPr>
       <w:r>
         <w:lastRenderedPageBreak/>
-        <w:t>bad → __________</w:t>
-      </w:r>
-      <w:r>
-        <w:t>badly</w:t>
-      </w:r>
-      <w:r>
-        <w:t>________</w:t>
+        <w:t>bad → __________________</w:t>
       </w:r>
     </w:p>
     <w:p>
@@ -433,13 +319,7 @@
         </w:numPr>
       </w:pPr>
       <w:r>
-        <w:t>beautiful → __________</w:t>
-      </w:r>
-      <w:r>
-        <w:t>beautifully</w:t>
-      </w:r>
-      <w:r>
-        <w:t>________</w:t>
+        <w:t>beautiful → __________________</w:t>
       </w:r>
     </w:p>
     <w:p>
@@ -450,13 +330,7 @@
         </w:numPr>
       </w:pPr>
       <w:r>
-        <w:t>quiet → ____</w:t>
-      </w:r>
-      <w:r>
-        <w:t>quietly</w:t>
-      </w:r>
-      <w:r>
-        <w:t>______________</w:t>
+        <w:t>quiet → __________________</w:t>
       </w:r>
     </w:p>
     <w:p>
@@ -467,13 +341,7 @@
         </w:numPr>
       </w:pPr>
       <w:r>
-        <w:t>easy → ___________</w:t>
-      </w:r>
-      <w:r>
-        <w:t>easily</w:t>
-      </w:r>
-      <w:r>
-        <w:t>_______</w:t>
+        <w:t>easy → __________________</w:t>
       </w:r>
     </w:p>
     <w:p>
@@ -484,13 +352,7 @@
         </w:numPr>
       </w:pPr>
       <w:r>
-        <w:t>loud → _______________</w:t>
-      </w:r>
-      <w:r>
-        <w:t>loudly</w:t>
-      </w:r>
-      <w:r>
-        <w:t>___</w:t>
+        <w:t>loud → __________________</w:t>
       </w:r>
     </w:p>
     <w:p>
@@ -501,13 +363,7 @@
         </w:numPr>
       </w:pPr>
       <w:r>
-        <w:t>angry → ___________</w:t>
-      </w:r>
-      <w:r>
-        <w:t>angrily</w:t>
-      </w:r>
-      <w:r>
-        <w:t>_______</w:t>
+        <w:t>angry → __________________</w:t>
       </w:r>
     </w:p>
     <w:p>
@@ -518,19 +374,13 @@
         </w:numPr>
       </w:pPr>
       <w:r>
-        <w:t>polite → _________________</w:t>
-      </w:r>
-      <w:r>
-        <w:t>politely</w:t>
-      </w:r>
-      <w:r>
-        <w:t>_</w:t>
+        <w:t>polite → __________________</w:t>
       </w:r>
     </w:p>
     <w:p>
       <w:r>
         <w:pict w14:anchorId="6B84A732">
-          <v:rect id="_x0000_i1027" style="width:0;height:1.5pt" o:hralign="center" o:hrstd="t" o:hr="t" fillcolor="#a0a0a0" stroked="f"/>
+          <v:rect id="_x0000_i1232" style="width:0;height:1.5pt" o:hralign="center" o:hrstd="t" o:hr="t" fillcolor="#a0a0a0" stroked="f"/>
         </w:pict>
       </w:r>
     </w:p>
@@ -562,16 +412,7 @@
         </w:numPr>
       </w:pPr>
       <w:r>
-        <w:t>She is a (</w:t>
-      </w:r>
-      <w:r>
-        <w:rPr>
-          <w:color w:val="EE0000"/>
-        </w:rPr>
-        <w:t xml:space="preserve">beautiful </w:t>
-      </w:r>
-      <w:r>
-        <w:t>/ beautifully) girl.</w:t>
+        <w:t>She is a (beautiful / beautifully) girl.</w:t>
       </w:r>
     </w:p>
     <w:p>
@@ -582,16 +423,7 @@
         </w:numPr>
       </w:pPr>
       <w:r>
-        <w:t xml:space="preserve">He runs (quick / </w:t>
-      </w:r>
-      <w:r>
-        <w:rPr>
-          <w:color w:val="EE0000"/>
-        </w:rPr>
-        <w:t>quickly)</w:t>
-      </w:r>
-      <w:r>
-        <w:t>.</w:t>
+        <w:t>He runs (quick / quickly).</w:t>
       </w:r>
     </w:p>
     <w:p>
@@ -602,16 +434,7 @@
         </w:numPr>
       </w:pPr>
       <w:r>
-        <w:t>The dog is very (</w:t>
-      </w:r>
-      <w:r>
-        <w:rPr>
-          <w:color w:val="EE0000"/>
-        </w:rPr>
-        <w:t xml:space="preserve">small </w:t>
-      </w:r>
-      <w:r>
-        <w:t>/ slowly).</w:t>
+        <w:t>The dog is very (small / slowly).</w:t>
       </w:r>
     </w:p>
     <w:p>
@@ -622,16 +445,7 @@
         </w:numPr>
       </w:pPr>
       <w:r>
-        <w:t xml:space="preserve">Please speak (slow / </w:t>
-      </w:r>
-      <w:r>
-        <w:rPr>
-          <w:color w:val="EE0000"/>
-        </w:rPr>
-        <w:t>slowly</w:t>
-      </w:r>
-      <w:r>
-        <w:t>).</w:t>
+        <w:t>Please speak (slow / slowly).</w:t>
       </w:r>
     </w:p>
     <w:p>
@@ -642,16 +456,7 @@
         </w:numPr>
       </w:pPr>
       <w:r>
-        <w:t>This is a (</w:t>
-      </w:r>
-      <w:r>
-        <w:rPr>
-          <w:color w:val="EE0000"/>
-        </w:rPr>
-        <w:t xml:space="preserve">big </w:t>
-      </w:r>
-      <w:r>
-        <w:t>/ quickly) house.</w:t>
+        <w:t>This is a (big / quickly) house.</w:t>
       </w:r>
     </w:p>
     <w:p>
@@ -662,16 +467,7 @@
         </w:numPr>
       </w:pPr>
       <w:r>
-        <w:t xml:space="preserve">He sings (good / </w:t>
-      </w:r>
-      <w:r>
-        <w:rPr>
-          <w:color w:val="EE0000"/>
-        </w:rPr>
-        <w:t>well</w:t>
-      </w:r>
-      <w:r>
-        <w:t>).</w:t>
+        <w:t>He sings (good / well).</w:t>
       </w:r>
     </w:p>
     <w:p>
@@ -682,16 +478,7 @@
         </w:numPr>
       </w:pPr>
       <w:r>
-        <w:t>They work (</w:t>
-      </w:r>
-      <w:r>
-        <w:rPr>
-          <w:color w:val="EE0000"/>
-        </w:rPr>
-        <w:t xml:space="preserve">hard </w:t>
-      </w:r>
-      <w:r>
-        <w:t>/ hardly).</w:t>
+        <w:t>They work (hard / hardly).</w:t>
       </w:r>
     </w:p>
     <w:p>
@@ -702,16 +489,7 @@
         </w:numPr>
       </w:pPr>
       <w:r>
-        <w:t>She is (</w:t>
-      </w:r>
-      <w:r>
-        <w:rPr>
-          <w:color w:val="EE0000"/>
-        </w:rPr>
-        <w:t xml:space="preserve">happy </w:t>
-      </w:r>
-      <w:r>
-        <w:t>/ happily) today.</w:t>
+        <w:t>She is (happy / happily) today.</w:t>
       </w:r>
     </w:p>
     <w:p>
@@ -722,16 +500,7 @@
         </w:numPr>
       </w:pPr>
       <w:r>
-        <w:t>The car moves (</w:t>
-      </w:r>
-      <w:r>
-        <w:rPr>
-          <w:color w:val="EE0000"/>
-        </w:rPr>
-        <w:t xml:space="preserve">fast </w:t>
-      </w:r>
-      <w:r>
-        <w:t>/ fastly).</w:t>
+        <w:t>The car moves (fast / fastly).</w:t>
       </w:r>
     </w:p>
     <w:p>
@@ -742,22 +511,13 @@
         </w:numPr>
       </w:pPr>
       <w:r>
-        <w:t>I am very (</w:t>
-      </w:r>
-      <w:r>
-        <w:rPr>
-          <w:color w:val="EE0000"/>
-        </w:rPr>
-        <w:t xml:space="preserve">tired </w:t>
-      </w:r>
-      <w:r>
-        <w:t>/ tiredly).</w:t>
+        <w:t>I am very (tired / tiredly).</w:t>
       </w:r>
     </w:p>
     <w:p>
       <w:r>
         <w:pict w14:anchorId="5B0F0806">
-          <v:rect id="_x0000_i1028" style="width:0;height:1.5pt" o:hralign="center" o:hrstd="t" o:hr="t" fillcolor="#a0a0a0" stroked="f"/>
+          <v:rect id="_x0000_i1233" style="width:0;height:1.5pt" o:hralign="center" o:hrstd="t" o:hr="t" fillcolor="#a0a0a0" stroked="f"/>
         </w:pict>
       </w:r>
     </w:p>
@@ -789,13 +549,7 @@
         </w:numPr>
       </w:pPr>
       <w:r>
-        <w:t>She speaks English ____</w:t>
-      </w:r>
-      <w:r>
-        <w:t>well</w:t>
-      </w:r>
-      <w:r>
-        <w:t>______. (good)</w:t>
+        <w:t>She speaks English __________. (good)</w:t>
       </w:r>
     </w:p>
     <w:p>
@@ -806,13 +560,7 @@
         </w:numPr>
       </w:pPr>
       <w:r>
-        <w:t>He is a ____</w:t>
-      </w:r>
-      <w:r>
-        <w:t>smart</w:t>
-      </w:r>
-      <w:r>
-        <w:t>______ student. (smart)</w:t>
+        <w:t>He is a __________ student. (smart)</w:t>
       </w:r>
     </w:p>
     <w:p>
@@ -823,13 +571,7 @@
         </w:numPr>
       </w:pPr>
       <w:r>
-        <w:t>The baby is sleeping _____</w:t>
-      </w:r>
-      <w:r>
-        <w:t>quietly</w:t>
-      </w:r>
-      <w:r>
-        <w:t>_____. (quiet)</w:t>
+        <w:t>The baby is sleeping __________. (quiet)</w:t>
       </w:r>
     </w:p>
     <w:p>
@@ -840,13 +582,7 @@
         </w:numPr>
       </w:pPr>
       <w:r>
-        <w:t>This book is very ______</w:t>
-      </w:r>
-      <w:r>
-        <w:t>interesting</w:t>
-      </w:r>
-      <w:r>
-        <w:t>____. (interesting)</w:t>
+        <w:t>This book is very __________. (interesting)</w:t>
       </w:r>
     </w:p>
     <w:p>
@@ -857,13 +593,7 @@
         </w:numPr>
       </w:pPr>
       <w:r>
-        <w:t>They finished the work _________</w:t>
-      </w:r>
-      <w:r>
-        <w:t>quickly</w:t>
-      </w:r>
-      <w:r>
-        <w:t>_. (quick)</w:t>
+        <w:t>They finished the work __________. (quick)</w:t>
       </w:r>
     </w:p>
     <w:p>
@@ -874,13 +604,7 @@
         </w:numPr>
       </w:pPr>
       <w:r>
-        <w:t>My father drives ____</w:t>
-      </w:r>
-      <w:r>
-        <w:t>carefully</w:t>
-      </w:r>
-      <w:r>
-        <w:t>______. (careful)</w:t>
+        <w:t>My father drives __________. (careful)</w:t>
       </w:r>
     </w:p>
     <w:p>
@@ -892,13 +616,7 @@
       </w:pPr>
       <w:r>
         <w:lastRenderedPageBreak/>
-        <w:t>The weather is __</w:t>
-      </w:r>
-      <w:r>
-        <w:t>beautiful</w:t>
-      </w:r>
-      <w:r>
-        <w:t>________ today. (beautiful)</w:t>
+        <w:t>The weather is __________ today. (beautiful)</w:t>
       </w:r>
     </w:p>
     <w:p>
@@ -909,13 +627,7 @@
         </w:numPr>
       </w:pPr>
       <w:r>
-        <w:t>She smiled ____</w:t>
-      </w:r>
-      <w:r>
-        <w:t>happily</w:t>
-      </w:r>
-      <w:r>
-        <w:t>______. (happy)</w:t>
+        <w:t>She smiled __________. (happy)</w:t>
       </w:r>
     </w:p>
     <w:p>
@@ -926,13 +638,7 @@
         </w:numPr>
       </w:pPr>
       <w:r>
-        <w:t>The boy is very ______</w:t>
-      </w:r>
-      <w:r>
-        <w:t>kind</w:t>
-      </w:r>
-      <w:r>
-        <w:t>____. (kind)</w:t>
+        <w:t>The boy is very __________. (kind)</w:t>
       </w:r>
     </w:p>
     <w:p>
@@ -943,19 +649,13 @@
         </w:numPr>
       </w:pPr>
       <w:r>
-        <w:t>Please write __</w:t>
-      </w:r>
-      <w:r>
-        <w:t>clearly</w:t>
-      </w:r>
-      <w:r>
-        <w:t>______. (clear)</w:t>
+        <w:t>Please write __________. (clear)</w:t>
       </w:r>
     </w:p>
     <w:p>
       <w:r>
         <w:pict w14:anchorId="6AB3A685">
-          <v:rect id="_x0000_i1029" style="width:0;height:1.5pt" o:hralign="center" o:hrstd="t" o:hr="t" fillcolor="#a0a0a0" stroked="f"/>
+          <v:rect id="_x0000_i1234" style="width:0;height:1.5pt" o:hralign="center" o:hrstd="t" o:hr="t" fillcolor="#a0a0a0" stroked="f"/>
         </w:pict>
       </w:r>
     </w:p>
@@ -987,7 +687,9 @@
     </w:p>
     <w:p>
       <w:r>
-        <w:t>he runs quickly</w:t>
+        <w:pict w14:anchorId="09081C14">
+          <v:rect id="_x0000_i1235" style="width:0;height:1.5pt" o:hralign="center" o:hrstd="t" o:hr="t" fillcolor="#a0a0a0" stroked="f"/>
+        </w:pict>
       </w:r>
     </w:p>
     <w:p>
@@ -1003,7 +705,9 @@
     </w:p>
     <w:p>
       <w:r>
-        <w:t>this is a beautiful house</w:t>
+        <w:pict w14:anchorId="1729E3FD">
+          <v:rect id="_x0000_i1236" style="width:0;height:1.5pt" o:hralign="center" o:hrstd="t" o:hr="t" fillcolor="#a0a0a0" stroked="f"/>
+        </w:pict>
       </w:r>
     </w:p>
     <w:p>
@@ -1019,7 +723,9 @@
     </w:p>
     <w:p>
       <w:r>
-        <w:t>please drive carefully</w:t>
+        <w:pict w14:anchorId="3D1C27A5">
+          <v:rect id="_x0000_i1237" style="width:0;height:1.5pt" o:hralign="center" o:hrstd="t" o:hr="t" fillcolor="#a0a0a0" stroked="f"/>
+        </w:pict>
       </w:r>
     </w:p>
     <w:p>
@@ -1035,7 +741,9 @@
     </w:p>
     <w:p>
       <w:r>
-        <w:t>she sings well</w:t>
+        <w:pict w14:anchorId="7C29AA66">
+          <v:rect id="_x0000_i1238" style="width:0;height:1.5pt" o:hralign="center" o:hrstd="t" o:hr="t" fillcolor="#a0a0a0" stroked="f"/>
+        </w:pict>
       </w:r>
     </w:p>
     <w:p>
@@ -1051,13 +759,15 @@
     </w:p>
     <w:p>
       <w:r>
-        <w:t>he is happy today</w:t>
+        <w:pict w14:anchorId="657AF381">
+          <v:rect id="_x0000_i1239" style="width:0;height:1.5pt" o:hralign="center" o:hrstd="t" o:hr="t" fillcolor="#a0a0a0" stroked="f"/>
+        </w:pict>
       </w:r>
     </w:p>
     <w:p>
       <w:r>
         <w:pict w14:anchorId="38DC7DCC">
-          <v:rect id="_x0000_i1035" style="width:0;height:1.5pt" o:hralign="center" o:hrstd="t" o:hr="t" fillcolor="#a0a0a0" stroked="f"/>
+          <v:rect id="_x0000_i1240" style="width:0;height:1.5pt" o:hralign="center" o:hrstd="t" o:hr="t" fillcolor="#a0a0a0" stroked="f"/>
         </w:pict>
       </w:r>
     </w:p>
@@ -1104,7 +814,9 @@
     </w:p>
     <w:p>
       <w:r>
-        <w:t>He sings well</w:t>
+        <w:pict w14:anchorId="7DD2BE18">
+          <v:rect id="_x0000_i1241" style="width:0;height:1.5pt" o:hralign="center" o:hrstd="t" o:hr="t" fillcolor="#a0a0a0" stroked="f"/>
+        </w:pict>
       </w:r>
     </w:p>
     <w:p>
@@ -1120,7 +832,9 @@
     </w:p>
     <w:p>
       <w:r>
-        <w:t>Please speak slowly</w:t>
+        <w:pict w14:anchorId="18D38765">
+          <v:rect id="_x0000_i1242" style="width:0;height:1.5pt" o:hralign="center" o:hrstd="t" o:hr="t" fillcolor="#a0a0a0" stroked="f"/>
+        </w:pict>
       </w:r>
     </w:p>
     <w:p>
@@ -1136,7 +850,9 @@
     </w:p>
     <w:p>
       <w:r>
-        <w:t>She is beautiful</w:t>
+        <w:pict w14:anchorId="05FDFE18">
+          <v:rect id="_x0000_i1243" style="width:0;height:1.5pt" o:hralign="center" o:hrstd="t" o:hr="t" fillcolor="#a0a0a0" stroked="f"/>
+        </w:pict>
       </w:r>
     </w:p>
     <w:p>
@@ -1152,7 +868,9 @@
     </w:p>
     <w:p>
       <w:r>
-        <w:t>The boy is happy</w:t>
+        <w:pict w14:anchorId="7C098E5F">
+          <v:rect id="_x0000_i1244" style="width:0;height:1.5pt" o:hralign="center" o:hrstd="t" o:hr="t" fillcolor="#a0a0a0" stroked="f"/>
+        </w:pict>
       </w:r>
     </w:p>
     <w:p>
@@ -1169,13 +887,15 @@
     </w:p>
     <w:p>
       <w:r>
-        <w:t>They work hard every day</w:t>
+        <w:pict w14:anchorId="15A7C06F">
+          <v:rect id="_x0000_i1245" style="width:0;height:1.5pt" o:hralign="center" o:hrstd="t" o:hr="t" fillcolor="#a0a0a0" stroked="f"/>
+        </w:pict>
       </w:r>
     </w:p>
     <w:p>
       <w:r>
         <w:pict w14:anchorId="5F8E27C8">
-          <v:rect id="_x0000_i1041" style="width:0;height:1.5pt" o:hralign="center" o:hrstd="t" o:hr="t" fillcolor="#a0a0a0" stroked="f"/>
+          <v:rect id="_x0000_i1246" style="width:0;height:1.5pt" o:hralign="center" o:hrstd="t" o:hr="t" fillcolor="#a0a0a0" stroked="f"/>
         </w:pict>
       </w:r>
     </w:p>
@@ -1207,7 +927,9 @@
     </w:p>
     <w:p>
       <w:r>
-        <w:t>She is a beautiful girl</w:t>
+        <w:pict w14:anchorId="6B990C1B">
+          <v:rect id="_x0000_i1247" style="width:0;height:1.5pt" o:hralign="center" o:hrstd="t" o:hr="t" fillcolor="#a0a0a0" stroked="f"/>
+        </w:pict>
       </w:r>
     </w:p>
     <w:p>
@@ -1223,7 +945,9 @@
     </w:p>
     <w:p>
       <w:r>
-        <w:t>He runs quickly</w:t>
+        <w:pict w14:anchorId="69724996">
+          <v:rect id="_x0000_i1248" style="width:0;height:1.5pt" o:hralign="center" o:hrstd="t" o:hr="t" fillcolor="#a0a0a0" stroked="f"/>
+        </w:pict>
       </w:r>
     </w:p>
     <w:p>
@@ -1239,7 +963,9 @@
     </w:p>
     <w:p>
       <w:r>
-        <w:t>Please drive carefully</w:t>
+        <w:pict w14:anchorId="607E0157">
+          <v:rect id="_x0000_i1249" style="width:0;height:1.5pt" o:hralign="center" o:hrstd="t" o:hr="t" fillcolor="#a0a0a0" stroked="f"/>
+        </w:pict>
       </w:r>
     </w:p>
     <w:p>
@@ -1255,7 +981,9 @@
     </w:p>
     <w:p>
       <w:r>
-        <w:t>They speak English very well</w:t>
+        <w:pict w14:anchorId="5D065E7D">
+          <v:rect id="_x0000_i1250" style="width:0;height:1.5pt" o:hralign="center" o:hrstd="t" o:hr="t" fillcolor="#a0a0a0" stroked="f"/>
+        </w:pict>
       </w:r>
     </w:p>
     <w:p>
@@ -1271,7 +999,9 @@
     </w:p>
     <w:p>
       <w:r>
-        <w:t>I am very tired today</w:t>
+        <w:pict w14:anchorId="5863D33A">
+          <v:rect id="_x0000_i1251" style="width:0;height:1.5pt" o:hralign="center" o:hrstd="t" o:hr="t" fillcolor="#a0a0a0" stroked="f"/>
+        </w:pict>
       </w:r>
     </w:p>
     <w:p>
@@ -1287,7 +1017,9 @@
     </w:p>
     <w:p>
       <w:r>
-        <w:t>This is a big house</w:t>
+        <w:pict w14:anchorId="08AB2E8B">
+          <v:rect id="_x0000_i1252" style="width:0;height:1.5pt" o:hralign="center" o:hrstd="t" o:hr="t" fillcolor="#a0a0a0" stroked="f"/>
+        </w:pict>
       </w:r>
     </w:p>
     <w:p>
@@ -1303,7 +1035,9 @@
     </w:p>
     <w:p>
       <w:r>
-        <w:t>She sings well</w:t>
+        <w:pict w14:anchorId="2A252F23">
+          <v:rect id="_x0000_i1253" style="width:0;height:1.5pt" o:hralign="center" o:hrstd="t" o:hr="t" fillcolor="#a0a0a0" stroked="f"/>
+        </w:pict>
       </w:r>
     </w:p>
     <w:p>
@@ -1319,13 +1053,15 @@
     </w:p>
     <w:p>
       <w:r>
-        <w:t>The boy is happ</w:t>
+        <w:pict w14:anchorId="6F8E24BC">
+          <v:rect id="_x0000_i1254" style="width:0;height:1.5pt" o:hralign="center" o:hrstd="t" o:hr="t" fillcolor="#a0a0a0" stroked="f"/>
+        </w:pict>
       </w:r>
     </w:p>
     <w:p>
       <w:r>
         <w:pict w14:anchorId="3B242407">
-          <v:rect id="_x0000_i1050" style="width:0;height:1.5pt" o:hralign="center" o:hrstd="t" o:hr="t" fillcolor="#a0a0a0" stroked="f"/>
+          <v:rect id="_x0000_i1255" style="width:0;height:1.5pt" o:hralign="center" o:hrstd="t" o:hr="t" fillcolor="#a0a0a0" stroked="f"/>
         </w:pict>
       </w:r>
     </w:p>
@@ -1362,7 +1098,9 @@
     </w:p>
     <w:p>
       <w:r>
-        <w:t>this house is very big</w:t>
+        <w:pict w14:anchorId="7486F163">
+          <v:rect id="_x0000_i1256" style="width:0;height:1.5pt" o:hralign="center" o:hrstd="t" o:hr="t" fillcolor="#a0a0a0" stroked="f"/>
+        </w:pict>
       </w:r>
     </w:p>
     <w:p>
@@ -1378,7 +1116,9 @@
     </w:p>
     <w:p>
       <w:r>
-        <w:t>she runs quickly</w:t>
+        <w:pict w14:anchorId="77E762CA">
+          <v:rect id="_x0000_i1257" style="width:0;height:1.5pt" o:hralign="center" o:hrstd="t" o:hr="t" fillcolor="#a0a0a0" stroked="f"/>
+        </w:pict>
       </w:r>
     </w:p>
     <w:p>
@@ -1394,7 +1134,9 @@
     </w:p>
     <w:p>
       <w:r>
-        <w:t>i am happy today</w:t>
+        <w:pict w14:anchorId="02C5DB18">
+          <v:rect id="_x0000_i1258" style="width:0;height:1.5pt" o:hralign="center" o:hrstd="t" o:hr="t" fillcolor="#a0a0a0" stroked="f"/>
+        </w:pict>
       </w:r>
     </w:p>
     <w:p>
@@ -1411,7 +1153,9 @@
     </w:p>
     <w:p>
       <w:r>
-        <w:t>please drive carefully</w:t>
+        <w:pict w14:anchorId="7B72D6FF">
+          <v:rect id="_x0000_i1259" style="width:0;height:1.5pt" o:hralign="center" o:hrstd="t" o:hr="t" fillcolor="#a0a0a0" stroked="f"/>
+        </w:pict>
       </w:r>
     </w:p>
     <w:p>
@@ -1427,13 +1171,15 @@
     </w:p>
     <w:p>
       <w:r>
-        <w:t>she sings well</w:t>
+        <w:pict w14:anchorId="7FAEE614">
+          <v:rect id="_x0000_i1260" style="width:0;height:1.5pt" o:hralign="center" o:hrstd="t" o:hr="t" fillcolor="#a0a0a0" stroked="f"/>
+        </w:pict>
       </w:r>
     </w:p>
     <w:p>
       <w:r>
         <w:pict w14:anchorId="73BD7E54">
-          <v:rect id="_x0000_i1056" style="width:0;height:1.5pt" o:hralign="center" o:hrstd="t" o:hr="t" fillcolor="#a0a0a0" stroked="f"/>
+          <v:rect id="_x0000_i1261" style="width:0;height:1.5pt" o:hralign="center" o:hrstd="t" o:hr="t" fillcolor="#a0a0a0" stroked="f"/>
         </w:pict>
       </w:r>
     </w:p>
@@ -1486,10 +1232,10 @@
             </w:tblPr>
             <w:tblGrid>
               <w:gridCol w:w="1000"/>
-              <w:gridCol w:w="384"/>
-              <w:gridCol w:w="532"/>
-              <w:gridCol w:w="1054"/>
-              <w:gridCol w:w="753"/>
+              <w:gridCol w:w="291"/>
+              <w:gridCol w:w="291"/>
+              <w:gridCol w:w="567"/>
+              <w:gridCol w:w="567"/>
               <w:gridCol w:w="45"/>
             </w:tblGrid>
             <w:tr>
@@ -1570,13 +1316,7 @@
                 </w:tcPr>
                 <w:p>
                   <w:r>
-                    <w:t>_</w:t>
-                  </w:r>
-                  <w:r>
-                    <w:t>adj</w:t>
-                  </w:r>
-                  <w:r>
-                    <w:t>_________</w:t>
+                    <w:t>__________</w:t>
                   </w:r>
                 </w:p>
               </w:tc>
@@ -1607,13 +1347,7 @@
                 </w:tcPr>
                 <w:p>
                   <w:r>
-                    <w:t>____</w:t>
-                  </w:r>
-                  <w:r>
-                    <w:t>adv</w:t>
-                  </w:r>
-                  <w:r>
-                    <w:t>______</w:t>
+                    <w:t>__________</w:t>
                   </w:r>
                 </w:p>
               </w:tc>
@@ -1644,13 +1378,7 @@
                 </w:tcPr>
                 <w:p>
                   <w:r>
-                    <w:t>_______</w:t>
-                  </w:r>
-                  <w:r>
-                    <w:t>adj</w:t>
-                  </w:r>
-                  <w:r>
-                    <w:t>___</w:t>
+                    <w:t>__________</w:t>
                   </w:r>
                 </w:p>
               </w:tc>
@@ -1681,13 +1409,7 @@
                 </w:tcPr>
                 <w:p>
                   <w:r>
-                    <w:t>___</w:t>
-                  </w:r>
-                  <w:r>
-                    <w:t>adv</w:t>
-                  </w:r>
-                  <w:r>
-                    <w:t>_______</w:t>
+                    <w:t>__________</w:t>
                   </w:r>
                 </w:p>
               </w:tc>
@@ -1719,9 +1441,6 @@
                 </w:tcPr>
                 <w:p>
                   <w:r>
-                    <w:t>Adj adv</w:t>
-                  </w:r>
-                  <w:r>
                     <w:t>_______</w:t>
                   </w:r>
                 </w:p>
@@ -1749,7 +1468,7 @@
             <w:tblGrid>
               <w:gridCol w:w="347"/>
               <w:gridCol w:w="844"/>
-              <w:gridCol w:w="1936"/>
+              <w:gridCol w:w="1134"/>
               <w:gridCol w:w="45"/>
             </w:tblGrid>
             <w:tr>
@@ -1837,13 +1556,7 @@
                 </w:tcPr>
                 <w:p>
                   <w:r>
-                    <w:t>______</w:t>
-                  </w:r>
-                  <w:r>
-                    <w:t>adj</w:t>
-                  </w:r>
-                  <w:r>
-                    <w:t>____</w:t>
+                    <w:t>__________</w:t>
                   </w:r>
                 </w:p>
               </w:tc>
@@ -1874,13 +1587,7 @@
                 </w:tcPr>
                 <w:p>
                   <w:r>
-                    <w:t>______</w:t>
-                  </w:r>
-                  <w:r>
-                    <w:t>adv</w:t>
-                  </w:r>
-                  <w:r>
-                    <w:t>____</w:t>
+                    <w:t>__________</w:t>
                   </w:r>
                 </w:p>
               </w:tc>
@@ -1911,13 +1618,7 @@
                 </w:tcPr>
                 <w:p>
                   <w:r>
-                    <w:t>_____</w:t>
-                  </w:r>
-                  <w:r>
-                    <w:t>adj</w:t>
-                  </w:r>
-                  <w:r>
-                    <w:t>_____</w:t>
+                    <w:t>__________</w:t>
                   </w:r>
                 </w:p>
               </w:tc>
@@ -1948,13 +1649,7 @@
                 </w:tcPr>
                 <w:p>
                   <w:r>
-                    <w:t>________</w:t>
-                  </w:r>
-                  <w:r>
-                    <w:t>adv</w:t>
-                  </w:r>
-                  <w:r>
-                    <w:t>__</w:t>
+                    <w:t>__________</w:t>
                   </w:r>
                 </w:p>
               </w:tc>
@@ -1984,9 +1679,6 @@
                   <w:hideMark/>
                 </w:tcPr>
                 <w:p>
-                  <w:r>
-                    <w:t xml:space="preserve">Adj adv </w:t>
-                  </w:r>
                   <w:r>
                     <w:t>__________</w:t>
                   </w:r>
@@ -2270,7 +1962,7 @@
       <w:r>
         <w:lastRenderedPageBreak/>
         <w:pict w14:anchorId="5D5B7BEA">
-          <v:rect id="_x0000_i1057" style="width:0;height:1.5pt" o:hralign="center" o:hrstd="t" o:hr="t" fillcolor="#a0a0a0" stroked="f"/>
+          <v:rect id="_x0000_i1359" style="width:0;height:1.5pt" o:hralign="center" o:hrstd="t" o:hr="t" fillcolor="#a0a0a0" stroked="f"/>
         </w:pict>
       </w:r>
     </w:p>
@@ -2472,7 +2164,7 @@
     <w:p>
       <w:r>
         <w:pict w14:anchorId="19AD9CEC">
-          <v:rect id="_x0000_i1058" style="width:0;height:1.5pt" o:hralign="center" o:hrstd="t" o:hr="t" fillcolor="#a0a0a0" stroked="f"/>
+          <v:rect id="_x0000_i1360" style="width:0;height:1.5pt" o:hralign="center" o:hrstd="t" o:hr="t" fillcolor="#a0a0a0" stroked="f"/>
         </w:pict>
       </w:r>
     </w:p>
@@ -2605,7 +2297,7 @@
     <w:p>
       <w:r>
         <w:pict w14:anchorId="3469C634">
-          <v:rect id="_x0000_i1059" style="width:0;height:1.5pt" o:hralign="center" o:hrstd="t" o:hr="t" fillcolor="#a0a0a0" stroked="f"/>
+          <v:rect id="_x0000_i1361" style="width:0;height:1.5pt" o:hralign="center" o:hrstd="t" o:hr="t" fillcolor="#a0a0a0" stroked="f"/>
         </w:pict>
       </w:r>
     </w:p>
@@ -2737,7 +2429,7 @@
     <w:p>
       <w:r>
         <w:pict w14:anchorId="58E582C5">
-          <v:rect id="_x0000_i1060" style="width:0;height:1.5pt" o:hralign="center" o:hrstd="t" o:hr="t" fillcolor="#a0a0a0" stroked="f"/>
+          <v:rect id="_x0000_i1362" style="width:0;height:1.5pt" o:hralign="center" o:hrstd="t" o:hr="t" fillcolor="#a0a0a0" stroked="f"/>
         </w:pict>
       </w:r>
     </w:p>
@@ -2869,7 +2561,7 @@
     <w:p>
       <w:r>
         <w:pict w14:anchorId="77D69D26">
-          <v:rect id="_x0000_i1061" style="width:0;height:1.5pt" o:hralign="center" o:hrstd="t" o:hr="t" fillcolor="#a0a0a0" stroked="f"/>
+          <v:rect id="_x0000_i1363" style="width:0;height:1.5pt" o:hralign="center" o:hrstd="t" o:hr="t" fillcolor="#a0a0a0" stroked="f"/>
         </w:pict>
       </w:r>
     </w:p>
@@ -2947,7 +2639,7 @@
     <w:p>
       <w:r>
         <w:pict w14:anchorId="7F57B5FC">
-          <v:rect id="_x0000_i1062" style="width:0;height:1.5pt" o:hralign="center" o:hrstd="t" o:hr="t" fillcolor="#a0a0a0" stroked="f"/>
+          <v:rect id="_x0000_i1364" style="width:0;height:1.5pt" o:hralign="center" o:hrstd="t" o:hr="t" fillcolor="#a0a0a0" stroked="f"/>
         </w:pict>
       </w:r>
     </w:p>
@@ -3044,7 +2736,7 @@
     <w:p>
       <w:r>
         <w:pict w14:anchorId="62ED7610">
-          <v:rect id="_x0000_i1063" style="width:0;height:1.5pt" o:hralign="center" o:hrstd="t" o:hr="t" fillcolor="#a0a0a0" stroked="f"/>
+          <v:rect id="_x0000_i1365" style="width:0;height:1.5pt" o:hralign="center" o:hrstd="t" o:hr="t" fillcolor="#a0a0a0" stroked="f"/>
         </w:pict>
       </w:r>
     </w:p>
@@ -3187,7 +2879,7 @@
       <w:r>
         <w:lastRenderedPageBreak/>
         <w:pict w14:anchorId="4AD724D8">
-          <v:rect id="_x0000_i1064" style="width:0;height:1.5pt" o:hralign="center" o:hrstd="t" o:hr="t" fillcolor="#a0a0a0" stroked="f"/>
+          <v:rect id="_x0000_i1366" style="width:0;height:1.5pt" o:hralign="center" o:hrstd="t" o:hr="t" fillcolor="#a0a0a0" stroked="f"/>
         </w:pict>
       </w:r>
     </w:p>
@@ -3289,7 +2981,7 @@
     <w:p>
       <w:r>
         <w:pict w14:anchorId="3AAD54ED">
-          <v:rect id="_x0000_i1065" style="width:0;height:1.5pt" o:hralign="center" o:hrstd="t" o:hr="t" fillcolor="#a0a0a0" stroked="f"/>
+          <v:rect id="_x0000_i1367" style="width:0;height:1.5pt" o:hralign="center" o:hrstd="t" o:hr="t" fillcolor="#a0a0a0" stroked="f"/>
         </w:pict>
       </w:r>
     </w:p>
@@ -8800,7 +8492,6 @@
   <w:style w:type="character" w:default="1" w:styleId="DefaultParagraphFont">
     <w:name w:val="Default Paragraph Font"/>
     <w:uiPriority w:val="1"/>
-    <w:semiHidden/>
     <w:unhideWhenUsed/>
   </w:style>
   <w:style w:type="table" w:default="1" w:styleId="TableNormal">
